--- a/Fiche_Mario_Loyo_2026-2027.docx
+++ b/Fiche_Mario_Loyo_2026-2027.docx
@@ -362,7 +362,7 @@
                 <w:sz w:val="16"/>
                 <w:szCs w:val="16"/>
               </w:rPr>
-              <w:t xml:space="preserve">   1997 · 29.6</w:t>
+              <w:t xml:space="preserve">   1997 · 29.7</w:t>
             </w:r>
           </w:p>
         </w:tc>
@@ -517,7 +517,7 @@
                 <w:sz w:val="16"/>
                 <w:szCs w:val="16"/>
               </w:rPr>
-              <w:t xml:space="preserve">   2002 · 23.8</w:t>
+              <w:t xml:space="preserve">   2002 · 23.9</w:t>
             </w:r>
           </w:p>
         </w:tc>
@@ -775,7 +775,7 @@
                 <w:sz w:val="16"/>
                 <w:szCs w:val="16"/>
               </w:rPr>
-              <w:t xml:space="preserve">   2019 · 7.6</w:t>
+              <w:t xml:space="preserve">   2019 · 7.7</w:t>
             </w:r>
           </w:p>
         </w:tc>
@@ -1028,7 +1028,7 @@
                 <w:sz w:val="16"/>
                 <w:szCs w:val="16"/>
               </w:rPr>
-              <w:t xml:space="preserve">   2017 · 9.4</w:t>
+              <w:t xml:space="preserve">   2017 · 9.5</w:t>
             </w:r>
           </w:p>
         </w:tc>

--- a/Fiche_Mario_Loyo_2026-2027.docx
+++ b/Fiche_Mario_Loyo_2026-2027.docx
@@ -1876,7 +1876,7 @@
                 <w:sz w:val="16"/>
                 <w:szCs w:val="16"/>
               </w:rPr>
-              <w:t xml:space="preserve">   2023 · 3.3</w:t>
+              <w:t xml:space="preserve">   2023 · 3.4</w:t>
             </w:r>
           </w:p>
         </w:tc>
@@ -2239,7 +2239,7 @@
                 <w:sz w:val="16"/>
                 <w:szCs w:val="16"/>
               </w:rPr>
-              <w:t xml:space="preserve">   2012 · 14.5</w:t>
+              <w:t xml:space="preserve">   2012 · 14.6</w:t>
             </w:r>
           </w:p>
         </w:tc>
@@ -2702,7 +2702,7 @@
                 <w:sz w:val="16"/>
                 <w:szCs w:val="16"/>
               </w:rPr>
-              <w:t xml:space="preserve">   2013 · 13.6</w:t>
+              <w:t xml:space="preserve">   2013 · 13.7</w:t>
             </w:r>
           </w:p>
         </w:tc>

--- a/Fiche_Mario_Loyo_2026-2027.docx
+++ b/Fiche_Mario_Loyo_2026-2027.docx
@@ -3087,7 +3087,7 @@
                 <w:sz w:val="16"/>
                 <w:szCs w:val="16"/>
               </w:rPr>
-              <w:t xml:space="preserve">   1988 · 38.3</w:t>
+              <w:t xml:space="preserve">   1988 · 38.4</w:t>
             </w:r>
           </w:p>
         </w:tc>
@@ -3242,7 +3242,7 @@
                 <w:sz w:val="16"/>
                 <w:szCs w:val="16"/>
               </w:rPr>
-              <w:t xml:space="preserve">   1994 · 31.7</w:t>
+              <w:t xml:space="preserve">   1994 · 31.8</w:t>
             </w:r>
           </w:p>
         </w:tc>
@@ -3395,7 +3395,7 @@
                 <w:sz w:val="16"/>
                 <w:szCs w:val="16"/>
               </w:rPr>
-              <w:t xml:space="preserve">   2017 · 9.4</w:t>
+              <w:t xml:space="preserve">   2017 · 9.5</w:t>
             </w:r>
           </w:p>
         </w:tc>
@@ -3445,7 +3445,7 @@
                 <w:sz w:val="16"/>
                 <w:szCs w:val="16"/>
               </w:rPr>
-              <w:t xml:space="preserve">   2017 · 9.6</w:t>
+              <w:t xml:space="preserve">   2017 · 9.7</w:t>
             </w:r>
           </w:p>
         </w:tc>
@@ -3500,7 +3500,7 @@
                 <w:sz w:val="16"/>
                 <w:szCs w:val="16"/>
               </w:rPr>
-              <w:t xml:space="preserve">   2018 · 8</w:t>
+              <w:t xml:space="preserve">   2018 · 8.1</w:t>
             </w:r>
           </w:p>
         </w:tc>
@@ -3808,7 +3808,7 @@
                 <w:sz w:val="16"/>
                 <w:szCs w:val="16"/>
               </w:rPr>
-              <w:t xml:space="preserve">   2017 · 9.6</w:t>
+              <w:t xml:space="preserve">   2017 · 9.7</w:t>
             </w:r>
           </w:p>
         </w:tc>

--- a/Fiche_Mario_Loyo_2026-2027.docx
+++ b/Fiche_Mario_Loyo_2026-2027.docx
@@ -4398,7 +4398,7 @@
                 <w:sz w:val="19"/>
                 <w:szCs w:val="19"/>
               </w:rPr>
-              <w:t xml:space="preserve">4 cours   ·   4,5 h   ·   16 élèves</w:t>
+              <w:t xml:space="preserve">4 cours   ·   4,5 h   ·   17 élèves</w:t>
             </w:r>
           </w:p>
         </w:tc>
@@ -4601,7 +4601,7 @@
                 <w:sz w:val="16"/>
                 <w:szCs w:val="16"/>
               </w:rPr>
-              <w:t xml:space="preserve">   1974 · 52.6</w:t>
+              <w:t xml:space="preserve">   1974 · 52.7</w:t>
             </w:r>
           </w:p>
         </w:tc>
@@ -5014,7 +5014,7 @@
                 <w:sz w:val="16"/>
                 <w:szCs w:val="16"/>
               </w:rPr>
-              <w:t xml:space="preserve">   2016 · 10.4</w:t>
+              <w:t xml:space="preserve">   2016 · 10.5</w:t>
             </w:r>
           </w:p>
         </w:tc>
@@ -5167,7 +5167,7 @@
                 <w:sz w:val="16"/>
                 <w:szCs w:val="16"/>
               </w:rPr>
-              <w:t xml:space="preserve">   2012 · 14.5</w:t>
+              <w:t xml:space="preserve">   2012 · 14.6</w:t>
             </w:r>
           </w:p>
         </w:tc>
@@ -5272,7 +5272,7 @@
                 <w:sz w:val="16"/>
                 <w:szCs w:val="16"/>
               </w:rPr>
-              <w:t xml:space="preserve">   2012 · 13.9</w:t>
+              <w:t xml:space="preserve">   2012 · 14</w:t>
             </w:r>
           </w:p>
         </w:tc>
@@ -5322,7 +5322,7 @@
                 <w:sz w:val="16"/>
                 <w:szCs w:val="16"/>
               </w:rPr>
-              <w:t xml:space="preserve">   2012 · 14.5</w:t>
+              <w:t xml:space="preserve">   2012 · 14.6</w:t>
             </w:r>
           </w:p>
         </w:tc>
@@ -5475,57 +5475,57 @@
                 <w:sz w:val="16"/>
                 <w:szCs w:val="16"/>
               </w:rPr>
-              <w:t xml:space="preserve">   1983 · 43.5</w:t>
-            </w:r>
-          </w:p>
-        </w:tc>
-        <w:tc>
-          <w:tcPr>
-            <w:tcW w:type="dxa" w:w="4818"/>
-            <w:tcBorders>
-              <w:top w:val="none" w:color="FFFFFF" w:sz="0"/>
-              <w:left w:val="none" w:color="FFFFFF" w:sz="0"/>
-              <w:bottom w:val="none" w:color="FFFFFF" w:sz="0"/>
-              <w:right w:val="none" w:color="FFFFFF" w:sz="0"/>
-            </w:tcBorders>
-            <w:tcMar>
-              <w:top w:type="dxa" w:w="34"/>
-              <w:left w:type="dxa" w:w="226"/>
-              <w:bottom w:type="dxa" w:w="34"/>
-              <w:right w:type="dxa" w:w="113"/>
-            </w:tcMar>
-            <w:vAlign w:val="center"/>
-          </w:tcPr>
-          <w:p>
-            <w:pPr>
-              <w:spacing w:after="0" w:before="0" w:line="220"/>
-            </w:pPr>
-            <w:r>
-              <w:rPr>
-                <w:rFonts w:ascii="Calibri" w:cs="Calibri" w:eastAsia="Calibri" w:hAnsi="Calibri"/>
-                <w:color w:val="AAAAAA"/>
-                <w:sz w:val="17"/>
-                <w:szCs w:val="17"/>
-              </w:rPr>
-              <w:t xml:space="preserve">03.  </w:t>
-            </w:r>
-            <w:r>
-              <w:rPr>
-                <w:rFonts w:ascii="Calibri" w:cs="Calibri" w:eastAsia="Calibri" w:hAnsi="Calibri"/>
-                <w:color w:val="2E2E2E"/>
-                <w:sz w:val="19"/>
-                <w:szCs w:val="19"/>
-              </w:rPr>
-              <w:t xml:space="preserve">MOUTON Bernard</w:t>
-            </w:r>
-            <w:r>
-              <w:rPr>
-                <w:rFonts w:ascii="Calibri" w:cs="Calibri" w:eastAsia="Calibri" w:hAnsi="Calibri"/>
-                <w:color w:val="6E6E6E"/>
-                <w:sz w:val="16"/>
-                <w:szCs w:val="16"/>
-              </w:rPr>
-              <w:t xml:space="preserve">   1969 · 57</w:t>
+              <w:t xml:space="preserve">   1983 · 43.6</w:t>
+            </w:r>
+          </w:p>
+        </w:tc>
+        <w:tc>
+          <w:tcPr>
+            <w:tcW w:type="dxa" w:w="4818"/>
+            <w:tcBorders>
+              <w:top w:val="none" w:color="FFFFFF" w:sz="0"/>
+              <w:left w:val="none" w:color="FFFFFF" w:sz="0"/>
+              <w:bottom w:val="none" w:color="FFFFFF" w:sz="0"/>
+              <w:right w:val="none" w:color="FFFFFF" w:sz="0"/>
+            </w:tcBorders>
+            <w:tcMar>
+              <w:top w:type="dxa" w:w="34"/>
+              <w:left w:type="dxa" w:w="226"/>
+              <w:bottom w:type="dxa" w:w="34"/>
+              <w:right w:type="dxa" w:w="113"/>
+            </w:tcMar>
+            <w:vAlign w:val="center"/>
+          </w:tcPr>
+          <w:p>
+            <w:pPr>
+              <w:spacing w:after="0" w:before="0" w:line="220"/>
+            </w:pPr>
+            <w:r>
+              <w:rPr>
+                <w:rFonts w:ascii="Calibri" w:cs="Calibri" w:eastAsia="Calibri" w:hAnsi="Calibri"/>
+                <w:color w:val="AAAAAA"/>
+                <w:sz w:val="17"/>
+                <w:szCs w:val="17"/>
+              </w:rPr>
+              <w:t xml:space="preserve">04.  </w:t>
+            </w:r>
+            <w:r>
+              <w:rPr>
+                <w:rFonts w:ascii="Calibri" w:cs="Calibri" w:eastAsia="Calibri" w:hAnsi="Calibri"/>
+                <w:color w:val="2E2E2E"/>
+                <w:sz w:val="19"/>
+                <w:szCs w:val="19"/>
+              </w:rPr>
+              <w:t xml:space="preserve">VAN GELDEREN SOPHIE</w:t>
+            </w:r>
+            <w:r>
+              <w:rPr>
+                <w:rFonts w:ascii="Calibri" w:cs="Calibri" w:eastAsia="Calibri" w:hAnsi="Calibri"/>
+                <w:color w:val="6E6E6E"/>
+                <w:sz w:val="16"/>
+                <w:szCs w:val="16"/>
+              </w:rPr>
+              <w:t xml:space="preserve">   1991 · 34.8</w:t>
             </w:r>
           </w:p>
         </w:tc>
@@ -5580,39 +5580,39 @@
                 <w:sz w:val="16"/>
                 <w:szCs w:val="16"/>
               </w:rPr>
-              <w:t xml:space="preserve">   1970 · 56.7</w:t>
-            </w:r>
-          </w:p>
-        </w:tc>
-        <w:tc>
-          <w:tcPr>
-            <w:tcW w:type="dxa" w:w="4818"/>
-            <w:tcBorders>
-              <w:top w:val="none" w:color="FFFFFF" w:sz="0"/>
-              <w:left w:val="none" w:color="FFFFFF" w:sz="0"/>
-              <w:bottom w:val="none" w:color="FFFFFF" w:sz="0"/>
-              <w:right w:val="none" w:color="FFFFFF" w:sz="0"/>
-            </w:tcBorders>
-            <w:tcMar>
-              <w:top w:type="dxa" w:w="34"/>
-              <w:left w:type="dxa" w:w="226"/>
-              <w:bottom w:type="dxa" w:w="34"/>
-              <w:right w:type="dxa" w:w="113"/>
-            </w:tcMar>
-            <w:vAlign w:val="center"/>
-          </w:tcPr>
-          <w:p>
-            <w:pPr>
-              <w:spacing w:after="0" w:before="0" w:line="220"/>
-            </w:pPr>
-            <w:r>
-              <w:rPr>
-                <w:rFonts w:ascii="Calibri" w:cs="Calibri" w:eastAsia="Calibri" w:hAnsi="Calibri"/>
-                <w:color w:val="AAAAAA"/>
-                <w:sz w:val="17"/>
-                <w:szCs w:val="17"/>
-              </w:rPr>
-              <w:t xml:space="preserve">04.  </w:t>
+              <w:t xml:space="preserve">   1970 · 56.8</w:t>
+            </w:r>
+          </w:p>
+        </w:tc>
+        <w:tc>
+          <w:tcPr>
+            <w:tcW w:type="dxa" w:w="4818"/>
+            <w:tcBorders>
+              <w:top w:val="none" w:color="FFFFFF" w:sz="0"/>
+              <w:left w:val="none" w:color="FFFFFF" w:sz="0"/>
+              <w:bottom w:val="none" w:color="FFFFFF" w:sz="0"/>
+              <w:right w:val="none" w:color="FFFFFF" w:sz="0"/>
+            </w:tcBorders>
+            <w:tcMar>
+              <w:top w:type="dxa" w:w="34"/>
+              <w:left w:type="dxa" w:w="226"/>
+              <w:bottom w:type="dxa" w:w="34"/>
+              <w:right w:type="dxa" w:w="113"/>
+            </w:tcMar>
+            <w:vAlign w:val="center"/>
+          </w:tcPr>
+          <w:p>
+            <w:pPr>
+              <w:spacing w:after="0" w:before="0" w:line="220"/>
+            </w:pPr>
+            <w:r>
+              <w:rPr>
+                <w:rFonts w:ascii="Calibri" w:cs="Calibri" w:eastAsia="Calibri" w:hAnsi="Calibri"/>
+                <w:color w:val="AAAAAA"/>
+                <w:sz w:val="17"/>
+                <w:szCs w:val="17"/>
+              </w:rPr>
+              <w:t xml:space="preserve">05.  </w:t>
             </w:r>
             <w:r>
               <w:rPr>
@@ -5631,6 +5631,93 @@
                 <w:szCs w:val="16"/>
               </w:rPr>
               <w:t xml:space="preserve">   1990 · 36.7</w:t>
+            </w:r>
+          </w:p>
+        </w:tc>
+      </w:tr>
+      <w:tr>
+        <w:trPr>
+          <w:trHeight w:val="317" w:hRule="atLeast"/>
+        </w:trPr>
+        <w:tc>
+          <w:tcPr>
+            <w:tcW w:type="dxa" w:w="4818"/>
+            <w:tcBorders>
+              <w:top w:val="none" w:color="FFFFFF" w:sz="0"/>
+              <w:left w:val="none" w:color="FFFFFF" w:sz="0"/>
+              <w:bottom w:val="none" w:color="FFFFFF" w:sz="0"/>
+              <w:right w:val="none" w:color="FFFFFF" w:sz="0"/>
+            </w:tcBorders>
+            <w:tcMar>
+              <w:top w:type="dxa" w:w="34"/>
+              <w:left w:type="dxa" w:w="226"/>
+              <w:bottom w:type="dxa" w:w="34"/>
+              <w:right w:type="dxa" w:w="113"/>
+            </w:tcMar>
+            <w:vAlign w:val="center"/>
+          </w:tcPr>
+          <w:p>
+            <w:pPr>
+              <w:spacing w:after="0" w:before="0" w:line="220"/>
+            </w:pPr>
+            <w:r>
+              <w:rPr>
+                <w:rFonts w:ascii="Calibri" w:cs="Calibri" w:eastAsia="Calibri" w:hAnsi="Calibri"/>
+                <w:color w:val="AAAAAA"/>
+                <w:sz w:val="17"/>
+                <w:szCs w:val="17"/>
+              </w:rPr>
+              <w:t xml:space="preserve">03.  </w:t>
+            </w:r>
+            <w:r>
+              <w:rPr>
+                <w:rFonts w:ascii="Calibri" w:cs="Calibri" w:eastAsia="Calibri" w:hAnsi="Calibri"/>
+                <w:color w:val="2E2E2E"/>
+                <w:sz w:val="19"/>
+                <w:szCs w:val="19"/>
+              </w:rPr>
+              <w:t xml:space="preserve">MOUTON Bernard</w:t>
+            </w:r>
+            <w:r>
+              <w:rPr>
+                <w:rFonts w:ascii="Calibri" w:cs="Calibri" w:eastAsia="Calibri" w:hAnsi="Calibri"/>
+                <w:color w:val="6E6E6E"/>
+                <w:sz w:val="16"/>
+                <w:szCs w:val="16"/>
+              </w:rPr>
+              <w:t xml:space="preserve">   1969 · 57</w:t>
+            </w:r>
+          </w:p>
+        </w:tc>
+        <w:tc>
+          <w:tcPr>
+            <w:tcW w:type="dxa" w:w="4818"/>
+            <w:tcBorders>
+              <w:top w:val="none" w:color="FFFFFF" w:sz="0"/>
+              <w:left w:val="none" w:color="FFFFFF" w:sz="0"/>
+              <w:bottom w:val="none" w:color="FFFFFF" w:sz="0"/>
+              <w:right w:val="none" w:color="FFFFFF" w:sz="0"/>
+            </w:tcBorders>
+            <w:tcMar>
+              <w:top w:type="dxa" w:w="34"/>
+              <w:left w:type="dxa" w:w="226"/>
+              <w:bottom w:type="dxa" w:w="34"/>
+              <w:right w:type="dxa" w:w="113"/>
+            </w:tcMar>
+            <w:vAlign w:val="center"/>
+          </w:tcPr>
+          <w:p>
+            <w:pPr>
+              <w:spacing w:after="0" w:before="0" w:line="220"/>
+            </w:pPr>
+            <w:r>
+              <w:rPr>
+                <w:rFonts w:ascii="Calibri" w:cs="Calibri" w:eastAsia="Calibri" w:hAnsi="Calibri"/>
+                <w:color w:val="2E2E2E"/>
+                <w:sz w:val="14"/>
+                <w:szCs w:val="14"/>
+              </w:rPr>
+              <w:t xml:space="preserve"/>
             </w:r>
           </w:p>
         </w:tc>
